--- a/nxt-school-launch/design-briefs/Brief_Batch2_W2.docx
+++ b/nxt-school-launch/design-briefs/Brief_Batch2_W2.docx
@@ -1506,7 +1506,7 @@
                 <w:sz w:val="14"/>
                 <w:szCs w:val="14"/>
               </w:rPr>
-              <w:t xml:space="preserve">— badge: NXT OPEN DAY · BESPLATNO</w:t>
+              <w:t xml:space="preserve">— badge: NXT OPEN DAY · DOĐITE SA DETETOM</w:t>
             </w:r>
           </w:p>
           <w:p>
@@ -1534,7 +1534,7 @@
                 <w:sz w:val="14"/>
                 <w:szCs w:val="14"/>
               </w:rPr>
-              <w:t xml:space="preserve">— date card: Subota, 24. oktobar · Cara Dušana 49</w:t>
+              <w:t xml:space="preserve">— date card: Ponedeljak, 26. oktobar · 18–20 h · Cara Dušana 49</w:t>
             </w:r>
           </w:p>
           <w:p>
@@ -1562,7 +1562,7 @@
                 <w:sz w:val="14"/>
                 <w:szCs w:val="14"/>
               </w:rPr>
-              <w:t xml:space="preserve">— footer: Za decu 1–8. razreda i roditelje · ~90 min · besplatno, uz prijavu</w:t>
+              <w:t xml:space="preserve">— footer: Za decu 1–8. razreda i roditelje · dođite sa detetom · uz prijavu</w:t>
             </w:r>
           </w:p>
           <w:p>
@@ -1626,7 +1626,7 @@
                 <w:sz w:val="13"/>
                 <w:szCs w:val="13"/>
               </w:rPr>
-              <w:t xml:space="preserve"> headline "NXT Open Day · Subota, 24. oktobar" · short "Deca rade kratak NXT mini challenge, vi upoznajete program i ljude iza NXT-a. Oko 90 min, besplatno."</w:t>
+              <w:t xml:space="preserve"> headline "NXT Open Day · Ponedeljak, 26. oktobar" · short "Deca rade kratak NXT mini challenge, vi upoznajete program i ljude iza NXT-a. Ponedeljak, 18–20 h, uz prijavu."</w:t>
             </w:r>
           </w:p>
         </w:tc>
@@ -2520,7 +2520,7 @@
                 <w:sz w:val="14"/>
                 <w:szCs w:val="14"/>
               </w:rPr>
-              <w:t xml:space="preserve">— Explore · 1–2. razred · 60 min — Radoznalost, pitanja, pravljenje rukama i digitalno</w:t>
+              <w:t xml:space="preserve">— Explore · 1–2. razred · 60 min — Radoznalost, prvi alati, rad rukama i u grupi</w:t>
             </w:r>
           </w:p>
           <w:p>
@@ -2534,7 +2534,7 @@
                 <w:sz w:val="14"/>
                 <w:szCs w:val="14"/>
               </w:rPr>
-              <w:t xml:space="preserve">— Create · 3–4. razred · 60 min — Posteri, video, Scratch igre, mini website</w:t>
+              <w:t xml:space="preserve">— Create · 3–4. razred · 60 min — Od ideje do postera, priče, igre i prve stranice</w:t>
             </w:r>
           </w:p>
           <w:p>
@@ -2548,7 +2548,7 @@
                 <w:sz w:val="14"/>
                 <w:szCs w:val="14"/>
               </w:rPr>
-              <w:t xml:space="preserve">— Build · 5–6. razred · 90 min — Istraživanje, plan, website ili mala aplikacija</w:t>
+              <w:t xml:space="preserve">— Build · 5–6. razred · 90 min — Istraživanje, plan, sajt ili igra i nova verzija posle feedbacka</w:t>
             </w:r>
           </w:p>
           <w:p>
@@ -2562,7 +2562,7 @@
                 <w:sz w:val="14"/>
                 <w:szCs w:val="14"/>
               </w:rPr>
-              <w:t xml:space="preserve">— Lead · 7–8. razred · 90 min — Mali digitalni studio: podcast, web app, kampanja</w:t>
+              <w:t xml:space="preserve">— Lead · 7–8. razred · 90 min — Mali kreativni i digitalni studio: sopstveni projekti i nastupi</w:t>
             </w:r>
           </w:p>
           <w:p>
@@ -3508,7 +3508,7 @@
                 <w:sz w:val="14"/>
                 <w:szCs w:val="14"/>
               </w:rPr>
-              <w:t xml:space="preserve">— band: NXT OPEN DAY · BESPLATNO / Subota, 24. oktobar</w:t>
+              <w:t xml:space="preserve">— band: NXT OPEN DAY · 18–20 H / Ponedeljak, 26. oktobar</w:t>
             </w:r>
           </w:p>
           <w:p>

--- a/nxt-school-launch/design-briefs/Brief_Batch2_W2.docx
+++ b/nxt-school-launch/design-briefs/Brief_Batch2_W2.docx
@@ -858,7 +858,7 @@
     </w:tbl>
     <w:p>
       <w:pPr>
-        <w:spacing w:after="80"/>
+        <w:spacing w:after="50"/>
       </w:pPr>
     </w:p>
     <w:tbl>
@@ -1018,6 +1018,31 @@
                 <w:sz w:val="13"/>
                 <w:szCs w:val="13"/>
               </w:rPr>
+              <w:t xml:space="preserve">Facts = the website:</w:t>
+            </w:r>
+            <w:r>
+              <w:rPr>
+                <w:rFonts w:ascii="Arial" w:cs="Arial" w:eastAsia="Arial" w:hAnsi="Arial"/>
+                <w:color w:val="1E293B"/>
+                <w:sz w:val="13"/>
+                <w:szCs w:val="13"/>
+              </w:rPr>
+              <w:t xml:space="preserve"> regular 7.200 RSD · Open Day ponedeljak, 26. oktobar, 18–20 h · no "besplatno" until confirmed · level copy + "6 oblasti" as on the site.</w:t>
+            </w:r>
+          </w:p>
+          <w:p>
+            <w:pPr>
+              <w:spacing w:after="18" w:before="0" w:line="222"/>
+            </w:pPr>
+            <w:r>
+              <w:rPr>
+                <w:rFonts w:ascii="Arial" w:cs="Arial" w:eastAsia="Arial" w:hAnsi="Arial"/>
+                <w:b/>
+                <w:bCs/>
+                <w:color w:val="1E293B"/>
+                <w:sz w:val="13"/>
+                <w:szCs w:val="13"/>
+              </w:rPr>
               <w:t xml:space="preserve">Never:</w:t>
             </w:r>
             <w:r>
@@ -1027,7 +1052,7 @@
                 <w:sz w:val="13"/>
                 <w:szCs w:val="13"/>
               </w:rPr>
-              <w:t xml:space="preserve"> AI-generated children’s faces · rows of kids staring at screens · "Demo Day" (it’s NXT Showcase) · "mesta ograničena" without a real seat count. Any real child photo needs signed parental consent.</w:t>
+              <w:t xml:space="preserve"> AI-generated children’s faces · rows of kids staring at screens · "Demo Day" (it’s NXT Showcase) · seat counts (the site’s "Broj mesta je ograničen" is fine). Real child photos need signed parental consent.</w:t>
             </w:r>
           </w:p>
           <w:p>
@@ -1080,7 +1105,7 @@
     </w:tbl>
     <w:p>
       <w:pPr>
-        <w:spacing w:after="100"/>
+        <w:spacing w:after="60"/>
       </w:pPr>
     </w:p>
     <w:tbl>
@@ -1398,6 +1423,41 @@
           </w:p>
           <w:p>
             <w:pPr>
+              <w:shd w:fill="FFE4EC" w:color="auto" w:val="clear"/>
+              <w:spacing w:after="60"/>
+            </w:pPr>
+            <w:r>
+              <w:rPr>
+                <w:rFonts w:ascii="Arial" w:cs="Arial" w:eastAsia="Arial" w:hAnsi="Arial"/>
+                <w:color w:val="9F1239"/>
+                <w:sz w:val="14"/>
+                <w:szCs w:val="14"/>
+              </w:rPr>
+              <w:t xml:space="preserve">UPDATED 6 OCT (website) · date </w:t>
+            </w:r>
+            <w:r>
+              <w:rPr>
+                <w:rFonts w:ascii="Arial" w:cs="Arial" w:eastAsia="Arial" w:hAnsi="Arial"/>
+                <w:b/>
+                <w:bCs/>
+                <w:color w:val="9F1239"/>
+                <w:sz w:val="14"/>
+                <w:szCs w:val="14"/>
+              </w:rPr>
+              <w:t xml:space="preserve">Ponedeljak, 26. oktobar · 18–20 h</w:t>
+            </w:r>
+            <w:r>
+              <w:rPr>
+                <w:rFonts w:ascii="Arial" w:cs="Arial" w:eastAsia="Arial" w:hAnsi="Arial"/>
+                <w:color w:val="9F1239"/>
+                <w:sz w:val="14"/>
+                <w:szCs w:val="14"/>
+              </w:rPr>
+              <w:t xml:space="preserve"> (was Subota, 24. oktobar) · badge "DOĐITE SA DETETOM" (no "besplatno") · footer "Dođite sa detetom · uz prijavu". Same for the story version.</w:t>
+            </w:r>
+          </w:p>
+          <w:p>
+            <w:pPr>
               <w:spacing w:after="25" w:before="0" w:line="222"/>
             </w:pPr>
             <w:r>
@@ -1448,7 +1508,7 @@
                 <w:sz w:val="14"/>
                 <w:szCs w:val="14"/>
               </w:rPr>
-              <w:t xml:space="preserve">• Date + address card prominent; keep the date as ONE editable text layer (date still to confirm).</w:t>
+              <w:t xml:space="preserve">• Date + address card prominent; keep the date as ONE editable text layer (date confirmed by the website).</w:t>
             </w:r>
           </w:p>
           <w:p>
@@ -1634,7 +1694,7 @@
     </w:tbl>
     <w:p>
       <w:pPr>
-        <w:spacing w:after="120"/>
+        <w:spacing w:after="80"/>
       </w:pPr>
     </w:p>
     <w:tbl>
@@ -2127,7 +2187,7 @@
     </w:tbl>
     <w:p>
       <w:pPr>
-        <w:spacing w:after="120"/>
+        <w:spacing w:after="80"/>
       </w:pPr>
     </w:p>
     <w:tbl>
@@ -2384,6 +2444,41 @@
           </w:p>
           <w:p>
             <w:pPr>
+              <w:shd w:fill="FFE4EC" w:color="auto" w:val="clear"/>
+              <w:spacing w:after="60"/>
+            </w:pPr>
+            <w:r>
+              <w:rPr>
+                <w:rFonts w:ascii="Arial" w:cs="Arial" w:eastAsia="Arial" w:hAnsi="Arial"/>
+                <w:color w:val="9F1239"/>
+                <w:sz w:val="14"/>
+                <w:szCs w:val="14"/>
+              </w:rPr>
+              <w:t xml:space="preserve">UPDATED 6 OCT (website) · level descriptions now use the </w:t>
+            </w:r>
+            <w:r>
+              <w:rPr>
+                <w:rFonts w:ascii="Arial" w:cs="Arial" w:eastAsia="Arial" w:hAnsi="Arial"/>
+                <w:b/>
+                <w:bCs/>
+                <w:color w:val="9F1239"/>
+                <w:sz w:val="14"/>
+                <w:szCs w:val="14"/>
+              </w:rPr>
+              <w:t xml:space="preserve">website copy</w:t>
+            </w:r>
+            <w:r>
+              <w:rPr>
+                <w:rFonts w:ascii="Arial" w:cs="Arial" w:eastAsia="Arial" w:hAnsi="Arial"/>
+                <w:color w:val="9F1239"/>
+                <w:sz w:val="14"/>
+                <w:szCs w:val="14"/>
+              </w:rPr>
+              <w:t xml:space="preserve"> (exact text below).</w:t>
+            </w:r>
+          </w:p>
+          <w:p>
+            <w:pPr>
               <w:spacing w:after="25" w:before="0" w:line="222"/>
             </w:pPr>
             <w:r>
@@ -2634,7 +2729,7 @@
     </w:tbl>
     <w:p>
       <w:pPr>
-        <w:spacing w:after="120"/>
+        <w:spacing w:after="80"/>
       </w:pPr>
     </w:p>
     <w:tbl>
@@ -3143,7 +3238,7 @@
     </w:tbl>
     <w:p>
       <w:pPr>
-        <w:spacing w:after="120"/>
+        <w:spacing w:after="80"/>
       </w:pPr>
     </w:p>
     <w:tbl>
@@ -3400,6 +3495,41 @@
           </w:p>
           <w:p>
             <w:pPr>
+              <w:shd w:fill="FFE4EC" w:color="auto" w:val="clear"/>
+              <w:spacing w:after="60"/>
+            </w:pPr>
+            <w:r>
+              <w:rPr>
+                <w:rFonts w:ascii="Arial" w:cs="Arial" w:eastAsia="Arial" w:hAnsi="Arial"/>
+                <w:color w:val="9F1239"/>
+                <w:sz w:val="14"/>
+                <w:szCs w:val="14"/>
+              </w:rPr>
+              <w:t xml:space="preserve">UPDATED 6 OCT (website) · band = "NXT OPEN DAY · 18–20 H" + "</w:t>
+            </w:r>
+            <w:r>
+              <w:rPr>
+                <w:rFonts w:ascii="Arial" w:cs="Arial" w:eastAsia="Arial" w:hAnsi="Arial"/>
+                <w:b/>
+                <w:bCs/>
+                <w:color w:val="9F1239"/>
+                <w:sz w:val="14"/>
+                <w:szCs w:val="14"/>
+              </w:rPr>
+              <w:t xml:space="preserve">Ponedeljak, 26. oktobar</w:t>
+            </w:r>
+            <w:r>
+              <w:rPr>
+                <w:rFonts w:ascii="Arial" w:cs="Arial" w:eastAsia="Arial" w:hAnsi="Arial"/>
+                <w:color w:val="9F1239"/>
+                <w:sz w:val="14"/>
+                <w:szCs w:val="14"/>
+              </w:rPr>
+              <w:t xml:space="preserve">" (was BESPLATNO / Subota, 24. oktobar).</w:t>
+            </w:r>
+          </w:p>
+          <w:p>
+            <w:pPr>
               <w:spacing w:after="25" w:before="0" w:line="222"/>
             </w:pPr>
             <w:r>
@@ -3580,7 +3710,7 @@
     </w:tbl>
     <w:p>
       <w:pPr>
-        <w:spacing w:after="120"/>
+        <w:spacing w:after="80"/>
       </w:pPr>
     </w:p>
     <w:sectPr>

--- a/nxt-school-launch/design-briefs/Brief_Batch2_W2.docx
+++ b/nxt-school-launch/design-briefs/Brief_Batch2_W2.docx
@@ -786,7 +786,7 @@
                 <w:sz w:val="13"/>
                 <w:szCs w:val="13"/>
               </w:rPr>
-              <w:t xml:space="preserve">O2 · winner + Open Day band</w:t>
+              <w:t xml:space="preserve">O2 · Open Day + winner’s hook</w:t>
             </w:r>
           </w:p>
         </w:tc>
@@ -1433,7 +1433,7 @@
                 <w:sz w:val="14"/>
                 <w:szCs w:val="14"/>
               </w:rPr>
-              <w:t xml:space="preserve">UPDATED 6 OCT (website) · date </w:t>
+              <w:t xml:space="preserve">UPDATED · date </w:t>
             </w:r>
             <w:r>
               <w:rPr>
@@ -2454,7 +2454,7 @@
                 <w:sz w:val="14"/>
                 <w:szCs w:val="14"/>
               </w:rPr>
-              <w:t xml:space="preserve">UPDATED 6 OCT (website) · level descriptions now use the </w:t>
+              <w:t xml:space="preserve">UPDATED · level descriptions now use the </w:t>
             </w:r>
             <w:r>
               <w:rPr>
@@ -3304,7 +3304,7 @@
                 <w:sz w:val="18"/>
                 <w:szCs w:val="18"/>
               </w:rPr>
-              <w:t xml:space="preserve">O2 · winning P-ad + Open Day band</w:t>
+              <w:t xml:space="preserve">O2 · Open Day invite with the winning P-ad hook</w:t>
             </w:r>
             <w:r>
               <w:rPr>
@@ -3415,7 +3415,7 @@
                 <w:sz w:val="12"/>
                 <w:szCs w:val="12"/>
               </w:rPr>
-              <w:t xml:space="preserve">Example: C3 + band (4:5)</w:t>
+              <w:t xml:space="preserve">Mockup O2, built on C3 (4:5)</w:t>
             </w:r>
           </w:p>
         </w:tc>
@@ -3505,7 +3505,7 @@
                 <w:sz w:val="14"/>
                 <w:szCs w:val="14"/>
               </w:rPr>
-              <w:t xml:space="preserve">UPDATED 6 OCT (website) · band = "NXT OPEN DAY · 18–20 H" + "</w:t>
+              <w:t xml:space="preserve">UPDATED · redone </w:t>
             </w:r>
             <w:r>
               <w:rPr>
@@ -3516,7 +3516,7 @@
                 <w:sz w:val="14"/>
                 <w:szCs w:val="14"/>
               </w:rPr>
-              <w:t xml:space="preserve">Ponedeljak, 26. oktobar</w:t>
+              <w:t xml:space="preserve">Open Day-first</w:t>
             </w:r>
             <w:r>
               <w:rPr>
@@ -3525,7 +3525,7 @@
                 <w:sz w:val="14"/>
                 <w:szCs w:val="14"/>
               </w:rPr>
-              <w:t xml:space="preserve">" (was BESPLATNO / Subota, 24. oktobar).</w:t>
+              <w:t xml:space="preserve">: Open Day kicker + date on top, the winner’s hook becomes an invitation; the P-ad visual stays only as the recognizable part (was: P-ad with an Open Day strip at the bottom).</w:t>
             </w:r>
           </w:p>
           <w:p>
@@ -3550,7 +3550,7 @@
                 <w:sz w:val="15"/>
                 <w:szCs w:val="15"/>
               </w:rPr>
-              <w:t xml:space="preserve"> reuse the visual parents already responded to, to fill the Open Day.</w:t>
+              <w:t xml:space="preserve"> fill the Open Day with the hook parents already responded to — it must read as an Open Day ad in 1 second.</w:t>
             </w:r>
           </w:p>
           <w:p>
@@ -3580,7 +3580,7 @@
                 <w:sz w:val="14"/>
                 <w:szCs w:val="14"/>
               </w:rPr>
-              <w:t xml:space="preserve">• Filip tells you on Mon 12 Oct which P-ad leads.</w:t>
+              <w:t xml:space="preserve">• Filip tells you on Mon 12 Oct which P-ad leads (mock uses C3 Less scrolling).</w:t>
             </w:r>
           </w:p>
           <w:p>
@@ -3594,7 +3594,7 @@
                 <w:sz w:val="14"/>
                 <w:szCs w:val="14"/>
               </w:rPr>
-              <w:t xml:space="preserve">• Replace its footer with the gradient Open Day band; everything else stays.</w:t>
+              <w:t xml:space="preserve">• Top: Open Day kicker with the date. Headline = the winner’s hook as a question + an invitation.</w:t>
             </w:r>
           </w:p>
           <w:p>
@@ -3608,7 +3608,35 @@
                 <w:sz w:val="14"/>
                 <w:szCs w:val="14"/>
               </w:rPr>
-              <w:t xml:space="preserve">• Do both 4:5 and 9:16.</w:t>
+              <w:t xml:space="preserve">• Keep the winner’s key visual smaller (here: the two phone banners) so people recognize it.</w:t>
+            </w:r>
+          </w:p>
+          <w:p>
+            <w:pPr>
+              <w:spacing w:after="12" w:before="0" w:line="222"/>
+            </w:pPr>
+            <w:r>
+              <w:rPr>
+                <w:rFonts w:ascii="Arial" w:cs="Arial" w:eastAsia="Arial" w:hAnsi="Arial"/>
+                <w:color w:val="1E293B"/>
+                <w:sz w:val="14"/>
+                <w:szCs w:val="14"/>
+              </w:rPr>
+              <w:t xml:space="preserve">• Date card above the footer · both 4:5 and 9:16.</w:t>
+            </w:r>
+          </w:p>
+          <w:p>
+            <w:pPr>
+              <w:spacing w:after="12" w:before="0" w:line="222"/>
+            </w:pPr>
+            <w:r>
+              <w:rPr>
+                <w:rFonts w:ascii="Arial" w:cs="Arial" w:eastAsia="Arial" w:hAnsi="Arial"/>
+                <w:color w:val="1E293B"/>
+                <w:sz w:val="14"/>
+                <w:szCs w:val="14"/>
+              </w:rPr>
+              <w:t xml:space="preserve">• Other winners, same pattern: “Engleski bez straha? Dođite da vidite kako deca predstavljaju.” · “Razmišljaju uz AI? Dođite da vidite kako.”</w:t>
             </w:r>
           </w:p>
           <w:p>
@@ -3638,7 +3666,7 @@
                 <w:sz w:val="14"/>
                 <w:szCs w:val="14"/>
               </w:rPr>
-              <w:t xml:space="preserve">— band: NXT OPEN DAY · 18–20 H / Ponedeljak, 26. oktobar</w:t>
+              <w:t xml:space="preserve">— kicker: NXT OPEN DAY · PONEDELJAK 26. 10. · 18–20 H</w:t>
             </w:r>
           </w:p>
           <w:p>
@@ -3652,7 +3680,49 @@
                 <w:sz w:val="14"/>
                 <w:szCs w:val="14"/>
               </w:rPr>
-              <w:t xml:space="preserve">— CTA (white pill): Prijavi se →</w:t>
+              <w:t xml:space="preserve">— headline: Less scrolling? / Dođite da vidite kako deca stvaraju.</w:t>
+            </w:r>
+          </w:p>
+          <w:p>
+            <w:pPr>
+              <w:spacing w:after="10" w:before="0" w:line="222"/>
+            </w:pPr>
+            <w:r>
+              <w:rPr>
+                <w:rFonts w:ascii="Arial" w:cs="Arial" w:eastAsia="Arial" w:hAnsi="Arial"/>
+                <w:color w:val="0F172A"/>
+                <w:sz w:val="14"/>
+                <w:szCs w:val="14"/>
+              </w:rPr>
+              <w:t xml:space="preserve">— date card: Ponedeljak, 26. oktobar · 18–20 h | Cara Dušana 49</w:t>
+            </w:r>
+          </w:p>
+          <w:p>
+            <w:pPr>
+              <w:spacing w:after="10" w:before="0" w:line="222"/>
+            </w:pPr>
+            <w:r>
+              <w:rPr>
+                <w:rFonts w:ascii="Arial" w:cs="Arial" w:eastAsia="Arial" w:hAnsi="Arial"/>
+                <w:color w:val="0F172A"/>
+                <w:sz w:val="14"/>
+                <w:szCs w:val="14"/>
+              </w:rPr>
+              <w:t xml:space="preserve">— footer: Za decu 1–8. razreda i roditelje · Dođite sa detetom · uz prijavu</w:t>
+            </w:r>
+          </w:p>
+          <w:p>
+            <w:pPr>
+              <w:spacing w:after="10" w:before="0" w:line="222"/>
+            </w:pPr>
+            <w:r>
+              <w:rPr>
+                <w:rFonts w:ascii="Arial" w:cs="Arial" w:eastAsia="Arial" w:hAnsi="Arial"/>
+                <w:color w:val="0F172A"/>
+                <w:sz w:val="14"/>
+                <w:szCs w:val="14"/>
+              </w:rPr>
+              <w:t xml:space="preserve">— CTA: Prijavi se za Open Day →</w:t>
             </w:r>
           </w:p>
           <w:p>
@@ -3677,7 +3747,7 @@
                 <w:sz w:val="14"/>
                 <w:szCs w:val="14"/>
               </w:rPr>
-              <w:t xml:space="preserve"> changing the headline or visual of the winner.</w:t>
+              <w:t xml:space="preserve"> Open Day only as a strip at the bottom — the date and the invitation lead.</w:t>
             </w:r>
           </w:p>
           <w:p>
@@ -3702,7 +3772,7 @@
                 <w:sz w:val="13"/>
                 <w:szCs w:val="13"/>
               </w:rPr>
-              <w:t xml:space="preserve"> Open Day copy, first line adapted to the winning angle.</w:t>
+              <w:t xml:space="preserve"> first line “Manje skrolovanja, više stvaranja — dođite da vidite kako to izgleda.” + Open Day text (as O1).</w:t>
             </w:r>
           </w:p>
         </w:tc>

--- a/nxt-school-launch/design-briefs/Brief_Batch2_W2.docx
+++ b/nxt-school-launch/design-briefs/Brief_Batch2_W2.docx
@@ -786,7 +786,7 @@
                 <w:sz w:val="13"/>
                 <w:szCs w:val="13"/>
               </w:rPr>
-              <w:t xml:space="preserve">O2 · Open Day + winner’s hook</w:t>
+              <w:t xml:space="preserve">O2 · winner + Open Day framing</w:t>
             </w:r>
           </w:p>
         </w:tc>
@@ -3304,7 +3304,7 @@
                 <w:sz w:val="18"/>
                 <w:szCs w:val="18"/>
               </w:rPr>
-              <w:t xml:space="preserve">O2 · Open Day invite with the winning P-ad hook</w:t>
+              <w:t xml:space="preserve">O2 · winning P-ad + Open Day framing</w:t>
             </w:r>
             <w:r>
               <w:rPr>
@@ -3415,7 +3415,7 @@
                 <w:sz w:val="12"/>
                 <w:szCs w:val="12"/>
               </w:rPr>
-              <w:t xml:space="preserve">Mockup O2, built on C3 (4:5)</w:t>
+              <w:t xml:space="preserve">Mockup O2 = C3 + Open Day framing (4:5)</w:t>
             </w:r>
           </w:p>
         </w:tc>
@@ -3505,7 +3505,7 @@
                 <w:sz w:val="14"/>
                 <w:szCs w:val="14"/>
               </w:rPr>
-              <w:t xml:space="preserve">UPDATED · redone </w:t>
+              <w:t xml:space="preserve">UPDATED · the winning P-ad stays </w:t>
             </w:r>
             <w:r>
               <w:rPr>
@@ -3516,7 +3516,7 @@
                 <w:sz w:val="14"/>
                 <w:szCs w:val="14"/>
               </w:rPr>
-              <w:t xml:space="preserve">Open Day-first</w:t>
+              <w:t xml:space="preserve">intact</w:t>
             </w:r>
             <w:r>
               <w:rPr>
@@ -3525,7 +3525,7 @@
                 <w:sz w:val="14"/>
                 <w:szCs w:val="14"/>
               </w:rPr>
-              <w:t xml:space="preserve">: Open Day kicker + date on top, the winner’s hook becomes an invitation; the P-ad visual stays only as the recognizable part (was: P-ad with an Open Day strip at the bottom).</w:t>
+              <w:t xml:space="preserve"> (headline + visual) and gets Open Day framing: kicker on top, invitation as the subline, Open Day band with the date at the bottom.</w:t>
             </w:r>
           </w:p>
           <w:p>
@@ -3550,7 +3550,7 @@
                 <w:sz w:val="15"/>
                 <w:szCs w:val="15"/>
               </w:rPr>
-              <w:t xml:space="preserve"> fill the Open Day with the hook parents already responded to — it must read as an Open Day ad in 1 second.</w:t>
+              <w:t xml:space="preserve"> fill the Open Day with the ad parents already responded to — proven hook stays, Open Day is clear at first glance.</w:t>
             </w:r>
           </w:p>
           <w:p>
@@ -3594,7 +3594,7 @@
                 <w:sz w:val="14"/>
                 <w:szCs w:val="14"/>
               </w:rPr>
-              <w:t xml:space="preserve">• Top: Open Day kicker with the date. Headline = the winner’s hook as a question + an invitation.</w:t>
+              <w:t xml:space="preserve">• Keep the winner’s headline and visual as they are — that is the proven part.</w:t>
             </w:r>
           </w:p>
           <w:p>
@@ -3608,7 +3608,7 @@
                 <w:sz w:val="14"/>
                 <w:szCs w:val="14"/>
               </w:rPr>
-              <w:t xml:space="preserve">• Keep the winner’s key visual smaller (here: the two phone banners) so people recognize it.</w:t>
+              <w:t xml:space="preserve">• Add the Open Day kicker on top, swap the subline for the invitation, swap the footer for the gradient Open Day band (date + CTA).</w:t>
             </w:r>
           </w:p>
           <w:p>
@@ -3622,21 +3622,7 @@
                 <w:sz w:val="14"/>
                 <w:szCs w:val="14"/>
               </w:rPr>
-              <w:t xml:space="preserve">• Date card above the footer · both 4:5 and 9:16.</w:t>
-            </w:r>
-          </w:p>
-          <w:p>
-            <w:pPr>
-              <w:spacing w:after="12" w:before="0" w:line="222"/>
-            </w:pPr>
-            <w:r>
-              <w:rPr>
-                <w:rFonts w:ascii="Arial" w:cs="Arial" w:eastAsia="Arial" w:hAnsi="Arial"/>
-                <w:color w:val="1E293B"/>
-                <w:sz w:val="14"/>
-                <w:szCs w:val="14"/>
-              </w:rPr>
-              <w:t xml:space="preserve">• Other winners, same pattern: “Engleski bez straha? Dođite da vidite kako deca predstavljaju.” · “Razmišljaju uz AI? Dođite da vidite kako.”</w:t>
+              <w:t xml:space="preserve">• Both 4:5 and 9:16. Same 3 swaps work for any winner (C1, C4, C7, C5).</w:t>
             </w:r>
           </w:p>
           <w:p>
@@ -3666,7 +3652,7 @@
                 <w:sz w:val="14"/>
                 <w:szCs w:val="14"/>
               </w:rPr>
-              <w:t xml:space="preserve">— kicker: NXT OPEN DAY · PONEDELJAK 26. 10. · 18–20 H</w:t>
+              <w:t xml:space="preserve">— kicker: NXT OPEN DAY · DOĐITE DA VIDITE UŽIVO</w:t>
             </w:r>
           </w:p>
           <w:p>
@@ -3680,7 +3666,7 @@
                 <w:sz w:val="14"/>
                 <w:szCs w:val="14"/>
               </w:rPr>
-              <w:t xml:space="preserve">— headline: Less scrolling? / Dođite da vidite kako deca stvaraju.</w:t>
+              <w:t xml:space="preserve">— headline: Less scrolling. More creating. (unchanged)</w:t>
             </w:r>
           </w:p>
           <w:p>
@@ -3694,7 +3680,7 @@
                 <w:sz w:val="14"/>
                 <w:szCs w:val="14"/>
               </w:rPr>
-              <w:t xml:space="preserve">— date card: Ponedeljak, 26. oktobar · 18–20 h | Cara Dušana 49</w:t>
+              <w:t xml:space="preserve">— subline: Dođite da vidite kako to izgleda: deca prave, vi upoznajete program. Za decu 1–8. razreda.</w:t>
             </w:r>
           </w:p>
           <w:p>
@@ -3708,7 +3694,7 @@
                 <w:sz w:val="14"/>
                 <w:szCs w:val="14"/>
               </w:rPr>
-              <w:t xml:space="preserve">— footer: Za decu 1–8. razreda i roditelje · Dođite sa detetom · uz prijavu</w:t>
+              <w:t xml:space="preserve">— band: NXT OPEN DAY · 18–20 H / Ponedeljak, 26. oktobar</w:t>
             </w:r>
           </w:p>
           <w:p>
@@ -3722,7 +3708,7 @@
                 <w:sz w:val="14"/>
                 <w:szCs w:val="14"/>
               </w:rPr>
-              <w:t xml:space="preserve">— CTA: Prijavi se za Open Day →</w:t>
+              <w:t xml:space="preserve">— CTA (white pill): Prijavi se →</w:t>
             </w:r>
           </w:p>
           <w:p>
@@ -3747,7 +3733,7 @@
                 <w:sz w:val="14"/>
                 <w:szCs w:val="14"/>
               </w:rPr>
-              <w:t xml:space="preserve"> Open Day only as a strip at the bottom — the date and the invitation lead.</w:t>
+              <w:t xml:space="preserve"> rewriting the winner’s headline — the hook is what already works.</w:t>
             </w:r>
           </w:p>
           <w:p>
